--- a/МАИППО/ПР-1 МАИППО.docx
+++ b/МАИППО/ПР-1 МАИППО.docx
@@ -1811,11 +1811,14 @@
               <w:tab w:val="right" w:leader="dot" w:pos="9345"/>
             </w:tabs>
             <w:spacing w:after="0" w:line="360" w:lineRule="auto"/>
+            <w:jc w:val="both"/>
             <w:rPr>
               <w:rFonts w:asciiTheme="minorHAnsi" w:eastAsiaTheme="minorEastAsia" w:hAnsiTheme="minorHAnsi" w:cstheme="minorBidi"/>
               <w:noProof/>
+              <w:kern w:val="2"/>
               <w:sz w:val="28"/>
               <w:szCs w:val="28"/>
+              <w14:ligatures w14:val="standardContextual"/>
             </w:rPr>
           </w:pPr>
           <w:r>
@@ -1839,7 +1842,7 @@
             </w:rPr>
             <w:fldChar w:fldCharType="separate"/>
           </w:r>
-          <w:hyperlink w:anchor="_Toc190019058" w:history="1">
+          <w:hyperlink w:anchor="_Toc223700303" w:history="1">
             <w:r>
               <w:rPr>
                 <w:rStyle w:val="aa"/>
@@ -1874,7 +1877,7 @@
                 <w:sz w:val="28"/>
                 <w:szCs w:val="28"/>
               </w:rPr>
-              <w:instrText xml:space="preserve"> PAGEREF _Toc190019058 \h </w:instrText>
+              <w:instrText xml:space="preserve"> PAGEREF _Toc223700303 \h </w:instrText>
             </w:r>
             <w:r>
               <w:rPr>
@@ -1916,19 +1919,16 @@
         <w:p>
           <w:pPr>
             <w:pStyle w:val="21"/>
-            <w:tabs>
-              <w:tab w:val="right" w:leader="dot" w:pos="9345"/>
-            </w:tabs>
-            <w:spacing w:after="0" w:line="360" w:lineRule="auto"/>
-            <w:ind w:left="284"/>
             <w:rPr>
               <w:rFonts w:asciiTheme="minorHAnsi" w:eastAsiaTheme="minorEastAsia" w:hAnsiTheme="minorHAnsi" w:cstheme="minorBidi"/>
               <w:noProof/>
+              <w:kern w:val="2"/>
               <w:sz w:val="28"/>
               <w:szCs w:val="28"/>
+              <w14:ligatures w14:val="standardContextual"/>
             </w:rPr>
           </w:pPr>
-          <w:hyperlink w:anchor="_Toc190019059" w:history="1">
+          <w:hyperlink w:anchor="_Toc223700304" w:history="1">
             <w:r>
               <w:rPr>
                 <w:rStyle w:val="aa"/>
@@ -1964,7 +1964,7 @@
                 <w:sz w:val="28"/>
                 <w:szCs w:val="28"/>
               </w:rPr>
-              <w:instrText xml:space="preserve"> PAGEREF _Toc190019059 \h </w:instrText>
+              <w:instrText xml:space="preserve"> PAGEREF _Toc223700304 \h </w:instrText>
             </w:r>
             <w:r>
               <w:rPr>
@@ -2006,19 +2006,16 @@
         <w:p>
           <w:pPr>
             <w:pStyle w:val="21"/>
-            <w:tabs>
-              <w:tab w:val="right" w:leader="dot" w:pos="9345"/>
-            </w:tabs>
-            <w:spacing w:after="0" w:line="360" w:lineRule="auto"/>
-            <w:ind w:left="284"/>
             <w:rPr>
               <w:rFonts w:asciiTheme="minorHAnsi" w:eastAsiaTheme="minorEastAsia" w:hAnsiTheme="minorHAnsi" w:cstheme="minorBidi"/>
               <w:noProof/>
+              <w:kern w:val="2"/>
               <w:sz w:val="28"/>
               <w:szCs w:val="28"/>
+              <w14:ligatures w14:val="standardContextual"/>
             </w:rPr>
           </w:pPr>
-          <w:hyperlink w:anchor="_Toc190019060" w:history="1">
+          <w:hyperlink w:anchor="_Toc223700305" w:history="1">
             <w:r>
               <w:rPr>
                 <w:rStyle w:val="aa"/>
@@ -2054,7 +2051,7 @@
                 <w:sz w:val="28"/>
                 <w:szCs w:val="28"/>
               </w:rPr>
-              <w:instrText xml:space="preserve"> PAGEREF _Toc190019060 \h </w:instrText>
+              <w:instrText xml:space="preserve"> PAGEREF _Toc223700305 \h </w:instrText>
             </w:r>
             <w:r>
               <w:rPr>
@@ -2100,14 +2097,17 @@
               <w:tab w:val="right" w:leader="dot" w:pos="9345"/>
             </w:tabs>
             <w:spacing w:after="0" w:line="360" w:lineRule="auto"/>
+            <w:jc w:val="both"/>
             <w:rPr>
               <w:rFonts w:asciiTheme="minorHAnsi" w:eastAsiaTheme="minorEastAsia" w:hAnsiTheme="minorHAnsi" w:cstheme="minorBidi"/>
               <w:noProof/>
+              <w:kern w:val="2"/>
               <w:sz w:val="28"/>
               <w:szCs w:val="28"/>
+              <w14:ligatures w14:val="standardContextual"/>
             </w:rPr>
           </w:pPr>
-          <w:hyperlink w:anchor="_Toc190019061" w:history="1">
+          <w:hyperlink w:anchor="_Toc223700306" w:history="1">
             <w:r>
               <w:rPr>
                 <w:rStyle w:val="aa"/>
@@ -2142,7 +2142,7 @@
                 <w:sz w:val="28"/>
                 <w:szCs w:val="28"/>
               </w:rPr>
-              <w:instrText xml:space="preserve"> PAGEREF _Toc190019061 \h </w:instrText>
+              <w:instrText xml:space="preserve"> PAGEREF _Toc223700306 \h </w:instrText>
             </w:r>
             <w:r>
               <w:rPr>
@@ -2184,19 +2184,16 @@
         <w:p>
           <w:pPr>
             <w:pStyle w:val="21"/>
-            <w:tabs>
-              <w:tab w:val="right" w:leader="dot" w:pos="9345"/>
-            </w:tabs>
-            <w:spacing w:after="0" w:line="360" w:lineRule="auto"/>
-            <w:ind w:left="284"/>
             <w:rPr>
               <w:rFonts w:asciiTheme="minorHAnsi" w:eastAsiaTheme="minorEastAsia" w:hAnsiTheme="minorHAnsi" w:cstheme="minorBidi"/>
               <w:noProof/>
+              <w:kern w:val="2"/>
               <w:sz w:val="28"/>
               <w:szCs w:val="28"/>
+              <w14:ligatures w14:val="standardContextual"/>
             </w:rPr>
           </w:pPr>
-          <w:hyperlink w:anchor="_Toc190019062" w:history="1">
+          <w:hyperlink w:anchor="_Toc223700307" w:history="1">
             <w:r>
               <w:rPr>
                 <w:rStyle w:val="aa"/>
@@ -2231,7 +2228,7 @@
                 <w:sz w:val="28"/>
                 <w:szCs w:val="28"/>
               </w:rPr>
-              <w:instrText xml:space="preserve"> PAGEREF _Toc190019062 \h </w:instrText>
+              <w:instrText xml:space="preserve"> PAGEREF _Toc223700307 \h </w:instrText>
             </w:r>
             <w:r>
               <w:rPr>
@@ -2273,19 +2270,16 @@
         <w:p>
           <w:pPr>
             <w:pStyle w:val="21"/>
-            <w:tabs>
-              <w:tab w:val="right" w:leader="dot" w:pos="9345"/>
-            </w:tabs>
-            <w:spacing w:after="0" w:line="360" w:lineRule="auto"/>
-            <w:ind w:left="284"/>
             <w:rPr>
               <w:rFonts w:asciiTheme="minorHAnsi" w:eastAsiaTheme="minorEastAsia" w:hAnsiTheme="minorHAnsi" w:cstheme="minorBidi"/>
               <w:noProof/>
+              <w:kern w:val="2"/>
               <w:sz w:val="28"/>
               <w:szCs w:val="28"/>
+              <w14:ligatures w14:val="standardContextual"/>
             </w:rPr>
           </w:pPr>
-          <w:hyperlink w:anchor="_Toc190019063" w:history="1">
+          <w:hyperlink w:anchor="_Toc223700308" w:history="1">
             <w:r>
               <w:rPr>
                 <w:rStyle w:val="aa"/>
@@ -2321,7 +2315,7 @@
                 <w:sz w:val="28"/>
                 <w:szCs w:val="28"/>
               </w:rPr>
-              <w:instrText xml:space="preserve"> PAGEREF _Toc190019063 \h </w:instrText>
+              <w:instrText xml:space="preserve"> PAGEREF _Toc223700308 \h </w:instrText>
             </w:r>
             <w:r>
               <w:rPr>
@@ -2363,19 +2357,16 @@
         <w:p>
           <w:pPr>
             <w:pStyle w:val="21"/>
-            <w:tabs>
-              <w:tab w:val="right" w:leader="dot" w:pos="9345"/>
-            </w:tabs>
-            <w:spacing w:after="0" w:line="360" w:lineRule="auto"/>
-            <w:ind w:left="284"/>
             <w:rPr>
               <w:rFonts w:asciiTheme="minorHAnsi" w:eastAsiaTheme="minorEastAsia" w:hAnsiTheme="minorHAnsi" w:cstheme="minorBidi"/>
               <w:noProof/>
+              <w:kern w:val="2"/>
               <w:sz w:val="28"/>
               <w:szCs w:val="28"/>
+              <w14:ligatures w14:val="standardContextual"/>
             </w:rPr>
           </w:pPr>
-          <w:hyperlink w:anchor="_Toc190019064" w:history="1">
+          <w:hyperlink w:anchor="_Toc223700309" w:history="1">
             <w:r>
               <w:rPr>
                 <w:rStyle w:val="aa"/>
@@ -2411,7 +2402,7 @@
                 <w:sz w:val="28"/>
                 <w:szCs w:val="28"/>
               </w:rPr>
-              <w:instrText xml:space="preserve"> PAGEREF _Toc190019064 \h </w:instrText>
+              <w:instrText xml:space="preserve"> PAGEREF _Toc223700309 \h </w:instrText>
             </w:r>
             <w:r>
               <w:rPr>
@@ -2437,7 +2428,7 @@
                 <w:sz w:val="28"/>
                 <w:szCs w:val="28"/>
               </w:rPr>
-              <w:t>4</w:t>
+              <w:t>5</w:t>
             </w:r>
             <w:r>
               <w:rPr>
@@ -2453,19 +2444,16 @@
         <w:p>
           <w:pPr>
             <w:pStyle w:val="31"/>
-            <w:tabs>
-              <w:tab w:val="right" w:leader="dot" w:pos="9345"/>
-            </w:tabs>
-            <w:spacing w:after="0" w:line="360" w:lineRule="auto"/>
-            <w:ind w:left="567"/>
             <w:rPr>
               <w:rFonts w:asciiTheme="minorHAnsi" w:eastAsiaTheme="minorEastAsia" w:hAnsiTheme="minorHAnsi" w:cstheme="minorBidi"/>
               <w:noProof/>
+              <w:kern w:val="2"/>
               <w:sz w:val="28"/>
               <w:szCs w:val="28"/>
+              <w14:ligatures w14:val="standardContextual"/>
             </w:rPr>
           </w:pPr>
-          <w:hyperlink w:anchor="_Toc190019065" w:history="1">
+          <w:hyperlink w:anchor="_Toc223700310" w:history="1">
             <w:r>
               <w:rPr>
                 <w:rStyle w:val="aa"/>
@@ -2500,7 +2488,7 @@
                 <w:sz w:val="28"/>
                 <w:szCs w:val="28"/>
               </w:rPr>
-              <w:instrText xml:space="preserve"> PAGEREF _Toc190019065 \h </w:instrText>
+              <w:instrText xml:space="preserve"> PAGEREF _Toc223700310 \h </w:instrText>
             </w:r>
             <w:r>
               <w:rPr>
@@ -2526,7 +2514,7 @@
                 <w:sz w:val="28"/>
                 <w:szCs w:val="28"/>
               </w:rPr>
-              <w:t>4</w:t>
+              <w:t>5</w:t>
             </w:r>
             <w:r>
               <w:rPr>
@@ -2542,18 +2530,16 @@
         <w:p>
           <w:pPr>
             <w:pStyle w:val="31"/>
-            <w:tabs>
-              <w:tab w:val="right" w:leader="dot" w:pos="9345"/>
-            </w:tabs>
-            <w:spacing w:after="0" w:line="360" w:lineRule="auto"/>
-            <w:ind w:left="567"/>
             <w:rPr>
-              <w:rStyle w:val="aa"/>
+              <w:rFonts w:asciiTheme="minorHAnsi" w:eastAsiaTheme="minorEastAsia" w:hAnsiTheme="minorHAnsi" w:cstheme="minorBidi"/>
+              <w:noProof/>
+              <w:kern w:val="2"/>
               <w:sz w:val="28"/>
               <w:szCs w:val="28"/>
+              <w14:ligatures w14:val="standardContextual"/>
             </w:rPr>
           </w:pPr>
-          <w:hyperlink w:anchor="_Toc190019066" w:history="1">
+          <w:hyperlink w:anchor="_Toc223700311" w:history="1">
             <w:r>
               <w:rPr>
                 <w:rStyle w:val="aa"/>
@@ -2561,11 +2547,11 @@
                 <w:sz w:val="28"/>
                 <w:szCs w:val="28"/>
               </w:rPr>
-              <w:t>2.3.2 Профили пользователей</w:t>
-            </w:r>
-            <w:r>
-              <w:rPr>
-                <w:rStyle w:val="aa"/>
+              <w:t>2.3.2 Профиль пользователей</w:t>
+            </w:r>
+            <w:r>
+              <w:rPr>
+                <w:noProof/>
                 <w:webHidden/>
                 <w:sz w:val="28"/>
                 <w:szCs w:val="28"/>
@@ -2574,7 +2560,7 @@
             </w:r>
             <w:r>
               <w:rPr>
-                <w:rStyle w:val="aa"/>
+                <w:noProof/>
                 <w:webHidden/>
                 <w:sz w:val="28"/>
                 <w:szCs w:val="28"/>
@@ -2583,24 +2569,24 @@
             </w:r>
             <w:r>
               <w:rPr>
-                <w:rStyle w:val="aa"/>
-                <w:webHidden/>
-                <w:sz w:val="28"/>
-                <w:szCs w:val="28"/>
-              </w:rPr>
-              <w:instrText xml:space="preserve"> PAGEREF _Toc190019066 \h </w:instrText>
-            </w:r>
-            <w:r>
-              <w:rPr>
-                <w:rStyle w:val="aa"/>
-                <w:webHidden/>
-                <w:sz w:val="28"/>
-                <w:szCs w:val="28"/>
-              </w:rPr>
-            </w:r>
-            <w:r>
-              <w:rPr>
-                <w:rStyle w:val="aa"/>
+                <w:noProof/>
+                <w:webHidden/>
+                <w:sz w:val="28"/>
+                <w:szCs w:val="28"/>
+              </w:rPr>
+              <w:instrText xml:space="preserve"> PAGEREF _Toc223700311 \h </w:instrText>
+            </w:r>
+            <w:r>
+              <w:rPr>
+                <w:noProof/>
+                <w:webHidden/>
+                <w:sz w:val="28"/>
+                <w:szCs w:val="28"/>
+              </w:rPr>
+            </w:r>
+            <w:r>
+              <w:rPr>
+                <w:noProof/>
                 <w:webHidden/>
                 <w:sz w:val="28"/>
                 <w:szCs w:val="28"/>
@@ -2609,17 +2595,16 @@
             </w:r>
             <w:r>
               <w:rPr>
-                <w:rStyle w:val="aa"/>
-                <w:noProof/>
-                <w:webHidden/>
-                <w:sz w:val="28"/>
-                <w:szCs w:val="28"/>
-              </w:rPr>
-              <w:t>4</w:t>
-            </w:r>
-            <w:r>
-              <w:rPr>
-                <w:rStyle w:val="aa"/>
+                <w:noProof/>
+                <w:webHidden/>
+                <w:sz w:val="28"/>
+                <w:szCs w:val="28"/>
+              </w:rPr>
+              <w:t>5</w:t>
+            </w:r>
+            <w:r>
+              <w:rPr>
+                <w:noProof/>
                 <w:webHidden/>
                 <w:sz w:val="28"/>
                 <w:szCs w:val="28"/>
@@ -2631,19 +2616,16 @@
         <w:p>
           <w:pPr>
             <w:pStyle w:val="31"/>
-            <w:tabs>
-              <w:tab w:val="right" w:leader="dot" w:pos="9345"/>
-            </w:tabs>
-            <w:spacing w:after="0" w:line="360" w:lineRule="auto"/>
-            <w:ind w:left="567"/>
             <w:rPr>
               <w:rFonts w:asciiTheme="minorHAnsi" w:eastAsiaTheme="minorEastAsia" w:hAnsiTheme="minorHAnsi" w:cstheme="minorBidi"/>
               <w:noProof/>
+              <w:kern w:val="2"/>
               <w:sz w:val="28"/>
               <w:szCs w:val="28"/>
+              <w14:ligatures w14:val="standardContextual"/>
             </w:rPr>
           </w:pPr>
-          <w:hyperlink w:anchor="_Toc190019067" w:history="1">
+          <w:hyperlink w:anchor="_Toc223700312" w:history="1">
             <w:r>
               <w:rPr>
                 <w:rStyle w:val="aa"/>
@@ -2678,7 +2660,7 @@
                 <w:sz w:val="28"/>
                 <w:szCs w:val="28"/>
               </w:rPr>
-              <w:instrText xml:space="preserve"> PAGEREF _Toc190019067 \h </w:instrText>
+              <w:instrText xml:space="preserve"> PAGEREF _Toc223700312 \h </w:instrText>
             </w:r>
             <w:r>
               <w:rPr>
@@ -2704,7 +2686,7 @@
                 <w:sz w:val="28"/>
                 <w:szCs w:val="28"/>
               </w:rPr>
-              <w:t>4</w:t>
+              <w:t>6</w:t>
             </w:r>
             <w:r>
               <w:rPr>
@@ -2720,19 +2702,16 @@
         <w:p>
           <w:pPr>
             <w:pStyle w:val="31"/>
-            <w:tabs>
-              <w:tab w:val="right" w:leader="dot" w:pos="9345"/>
-            </w:tabs>
-            <w:spacing w:after="0" w:line="360" w:lineRule="auto"/>
-            <w:ind w:left="567"/>
             <w:rPr>
               <w:rFonts w:asciiTheme="minorHAnsi" w:eastAsiaTheme="minorEastAsia" w:hAnsiTheme="minorHAnsi" w:cstheme="minorBidi"/>
               <w:noProof/>
+              <w:kern w:val="2"/>
               <w:sz w:val="28"/>
               <w:szCs w:val="28"/>
+              <w14:ligatures w14:val="standardContextual"/>
             </w:rPr>
           </w:pPr>
-          <w:hyperlink w:anchor="_Toc190019068" w:history="1">
+          <w:hyperlink w:anchor="_Toc223700313" w:history="1">
             <w:r>
               <w:rPr>
                 <w:rStyle w:val="aa"/>
@@ -2767,7 +2746,7 @@
                 <w:sz w:val="28"/>
                 <w:szCs w:val="28"/>
               </w:rPr>
-              <w:instrText xml:space="preserve"> PAGEREF _Toc190019068 \h </w:instrText>
+              <w:instrText xml:space="preserve"> PAGEREF _Toc223700313 \h </w:instrText>
             </w:r>
             <w:r>
               <w:rPr>
@@ -2793,7 +2772,7 @@
                 <w:sz w:val="28"/>
                 <w:szCs w:val="28"/>
               </w:rPr>
-              <w:t>5</w:t>
+              <w:t>6</w:t>
             </w:r>
             <w:r>
               <w:rPr>
@@ -2843,7 +2822,7 @@
           <w:szCs w:val="28"/>
         </w:rPr>
       </w:pPr>
-      <w:bookmarkStart w:id="0" w:name="_Toc190019058"/>
+      <w:bookmarkStart w:id="0" w:name="_Toc223700303"/>
       <w:r>
         <w:rPr>
           <w:sz w:val="28"/>
@@ -2861,7 +2840,7 @@
           <w:bCs/>
         </w:rPr>
       </w:pPr>
-      <w:bookmarkStart w:id="1" w:name="_Toc190019059"/>
+      <w:bookmarkStart w:id="1" w:name="_Toc223700304"/>
       <w:r>
         <w:rPr>
           <w:bCs/>
@@ -2901,7 +2880,7 @@
           <w:bCs/>
         </w:rPr>
       </w:pPr>
-      <w:bookmarkStart w:id="2" w:name="_Toc190019060"/>
+      <w:bookmarkStart w:id="2" w:name="_Toc223700305"/>
       <w:r>
         <w:rPr>
           <w:bCs/>
@@ -3179,7 +3158,7 @@
           <w:szCs w:val="28"/>
         </w:rPr>
       </w:pPr>
-      <w:bookmarkStart w:id="3" w:name="_Toc190019061"/>
+      <w:bookmarkStart w:id="3" w:name="_Toc223700306"/>
       <w:r>
         <w:rPr>
           <w:sz w:val="28"/>
@@ -3194,7 +3173,7 @@
       <w:pPr>
         <w:pStyle w:val="2"/>
       </w:pPr>
-      <w:bookmarkStart w:id="4" w:name="_Toc190019062"/>
+      <w:bookmarkStart w:id="4" w:name="_Toc223700307"/>
       <w:r>
         <w:t>2.1 Постановка задачи выпускной квалификационной работы</w:t>
       </w:r>
@@ -3484,7 +3463,7 @@
           <w:bCs/>
         </w:rPr>
       </w:pPr>
-      <w:bookmarkStart w:id="5" w:name="_Toc190019063"/>
+      <w:bookmarkStart w:id="5" w:name="_Toc223700308"/>
       <w:r>
         <w:rPr>
           <w:bCs/>
@@ -3753,7 +3732,7 @@
           <w:bCs/>
         </w:rPr>
       </w:pPr>
-      <w:bookmarkStart w:id="6" w:name="_Toc190019064"/>
+      <w:bookmarkStart w:id="6" w:name="_Toc223700309"/>
       <w:r>
         <w:rPr>
           <w:bCs/>
@@ -3780,7 +3759,7 @@
           <w:szCs w:val="28"/>
         </w:rPr>
       </w:pPr>
-      <w:bookmarkStart w:id="7" w:name="_Toc190019065"/>
+      <w:bookmarkStart w:id="7" w:name="_Toc223700310"/>
       <w:r>
         <w:rPr>
           <w:rFonts w:ascii="Times New Roman" w:hAnsi="Times New Roman" w:cs="Times New Roman"/>
@@ -3865,7 +3844,55 @@
           <w:sz w:val="28"/>
           <w:szCs w:val="28"/>
         </w:rPr>
-        <w:t>отслеживание состояния соединений между устройствами;</w:t>
+        <w:t xml:space="preserve">добавление </w:t>
+      </w:r>
+      <w:r>
+        <w:rPr>
+          <w:bCs/>
+          <w:sz w:val="28"/>
+          <w:szCs w:val="28"/>
+        </w:rPr>
+        <w:t xml:space="preserve">и удаление </w:t>
+      </w:r>
+      <w:r>
+        <w:rPr>
+          <w:bCs/>
+          <w:sz w:val="28"/>
+          <w:szCs w:val="28"/>
+        </w:rPr>
+        <w:t xml:space="preserve">устройства </w:t>
+      </w:r>
+      <w:r>
+        <w:rPr>
+          <w:bCs/>
+          <w:sz w:val="28"/>
+          <w:szCs w:val="28"/>
+        </w:rPr>
+        <w:t xml:space="preserve">из </w:t>
+      </w:r>
+      <w:r>
+        <w:rPr>
+          <w:bCs/>
+          <w:sz w:val="28"/>
+          <w:szCs w:val="28"/>
+        </w:rPr>
+        <w:t>спис</w:t>
+      </w:r>
+      <w:r>
+        <w:rPr>
+          <w:bCs/>
+          <w:sz w:val="28"/>
+          <w:szCs w:val="28"/>
+        </w:rPr>
+        <w:t>ка</w:t>
+      </w:r>
+      <w:r>
+        <w:rPr>
+          <w:bCs/>
+          <w:sz w:val="28"/>
+          <w:szCs w:val="28"/>
+        </w:rPr>
+        <w:t xml:space="preserve"> отслеживаемых;</w:t>
       </w:r>
     </w:p>
     <w:p>
@@ -3893,55 +3920,15 @@
           <w:sz w:val="28"/>
           <w:szCs w:val="28"/>
         </w:rPr>
-        <w:t xml:space="preserve">добавление </w:t>
-      </w:r>
-      <w:r>
-        <w:rPr>
-          <w:bCs/>
-          <w:sz w:val="28"/>
-          <w:szCs w:val="28"/>
-        </w:rPr>
-        <w:t xml:space="preserve">и удаление </w:t>
-      </w:r>
-      <w:r>
-        <w:rPr>
-          <w:bCs/>
-          <w:sz w:val="28"/>
-          <w:szCs w:val="28"/>
-        </w:rPr>
-        <w:t xml:space="preserve">устройства </w:t>
-      </w:r>
-      <w:r>
-        <w:rPr>
-          <w:bCs/>
-          <w:sz w:val="28"/>
-          <w:szCs w:val="28"/>
-        </w:rPr>
-        <w:t xml:space="preserve">из </w:t>
-      </w:r>
-      <w:r>
-        <w:rPr>
-          <w:bCs/>
-          <w:sz w:val="28"/>
-          <w:szCs w:val="28"/>
-        </w:rPr>
-        <w:t>спис</w:t>
-      </w:r>
-      <w:r>
-        <w:rPr>
-          <w:bCs/>
-          <w:sz w:val="28"/>
-          <w:szCs w:val="28"/>
-        </w:rPr>
-        <w:t>ка</w:t>
-      </w:r>
-      <w:r>
-        <w:rPr>
-          <w:bCs/>
-          <w:sz w:val="28"/>
-          <w:szCs w:val="28"/>
-        </w:rPr>
-        <w:t xml:space="preserve"> отслеживаемых;</w:t>
+        <w:t xml:space="preserve">сбор </w:t>
+      </w:r>
+      <w:r>
+        <w:rPr>
+          <w:bCs/>
+          <w:sz w:val="28"/>
+          <w:szCs w:val="28"/>
+        </w:rPr>
+        <w:t>произвольных метрик с устройства;</w:t>
       </w:r>
     </w:p>
     <w:p>
@@ -3969,7 +3956,23 @@
           <w:sz w:val="28"/>
           <w:szCs w:val="28"/>
         </w:rPr>
-        <w:t>снятие произвольных метрик с устройства;</w:t>
+        <w:t>составление и предоставление оператору отчёт</w:t>
+      </w:r>
+      <w:r>
+        <w:rPr>
+          <w:bCs/>
+          <w:sz w:val="28"/>
+          <w:szCs w:val="28"/>
+        </w:rPr>
+        <w:t>ов</w:t>
+      </w:r>
+      <w:r>
+        <w:rPr>
+          <w:bCs/>
+          <w:sz w:val="28"/>
+          <w:szCs w:val="28"/>
+        </w:rPr>
+        <w:t xml:space="preserve"> о состоянии устройств в сети и о возникших неполадках за отчётный период;</w:t>
       </w:r>
     </w:p>
     <w:p>
@@ -3997,23 +4000,28 @@
           <w:sz w:val="28"/>
           <w:szCs w:val="28"/>
         </w:rPr>
-        <w:t>составление и предоставление оператору отчёт</w:t>
-      </w:r>
-      <w:r>
-        <w:rPr>
-          <w:bCs/>
-          <w:sz w:val="28"/>
-          <w:szCs w:val="28"/>
-        </w:rPr>
-        <w:t>ов</w:t>
-      </w:r>
-      <w:r>
-        <w:rPr>
-          <w:bCs/>
-          <w:sz w:val="28"/>
-          <w:szCs w:val="28"/>
-        </w:rPr>
-        <w:t xml:space="preserve"> о состоянии устройств в сети и о возникших неполадках за отчётный период;</w:t>
+        <w:t>отправка управляющих сообщений на устройства.</w:t>
+      </w:r>
+    </w:p>
+    <w:p>
+      <w:pPr>
+        <w:pStyle w:val="a8"/>
+        <w:spacing w:line="360" w:lineRule="auto"/>
+        <w:ind w:left="0" w:firstLine="709"/>
+        <w:jc w:val="both"/>
+        <w:rPr>
+          <w:bCs/>
+          <w:sz w:val="28"/>
+          <w:szCs w:val="28"/>
+        </w:rPr>
+      </w:pPr>
+      <w:r>
+        <w:rPr>
+          <w:bCs/>
+          <w:sz w:val="28"/>
+          <w:szCs w:val="28"/>
+        </w:rPr>
+        <w:t>Разрабатываемый программный продукт должен будет отвечать следующим нефункциональным требованиям:</w:t>
       </w:r>
     </w:p>
     <w:p>
@@ -4041,28 +4049,15 @@
           <w:sz w:val="28"/>
           <w:szCs w:val="28"/>
         </w:rPr>
-        <w:t>отправка управляющих сообщений на устройства.</w:t>
-      </w:r>
-    </w:p>
-    <w:p>
-      <w:pPr>
-        <w:pStyle w:val="a8"/>
-        <w:spacing w:line="360" w:lineRule="auto"/>
-        <w:ind w:left="0" w:firstLine="709"/>
-        <w:jc w:val="both"/>
-        <w:rPr>
-          <w:bCs/>
-          <w:sz w:val="28"/>
-          <w:szCs w:val="28"/>
-        </w:rPr>
-      </w:pPr>
-      <w:r>
-        <w:rPr>
-          <w:bCs/>
-          <w:sz w:val="28"/>
-          <w:szCs w:val="28"/>
-        </w:rPr>
-        <w:t>Разрабатываемый программный продукт должен будет отвечать следующим нефункциональным требованиям:</w:t>
+        <w:t xml:space="preserve">прекращение попыток соединения с устройством </w:t>
+      </w:r>
+      <w:r>
+        <w:rPr>
+          <w:bCs/>
+          <w:sz w:val="28"/>
+          <w:szCs w:val="28"/>
+        </w:rPr>
+        <w:t>по прошествии устанавливаемого оператором времени;</w:t>
       </w:r>
     </w:p>
     <w:p>
@@ -4090,15 +4085,41 @@
           <w:sz w:val="28"/>
           <w:szCs w:val="28"/>
         </w:rPr>
-        <w:t xml:space="preserve">прекращение попыток соединения с устройством </w:t>
-      </w:r>
-      <w:r>
-        <w:rPr>
-          <w:bCs/>
-          <w:sz w:val="28"/>
-          <w:szCs w:val="28"/>
-        </w:rPr>
-        <w:t>по прошествии устанавливаемого оператором времени;</w:t>
+        <w:t xml:space="preserve">возможность развёртки системы на операционных системах </w:t>
+      </w:r>
+      <w:r>
+        <w:rPr>
+          <w:bCs/>
+          <w:sz w:val="28"/>
+          <w:szCs w:val="28"/>
+          <w:lang w:val="en-US"/>
+        </w:rPr>
+        <w:t>Windows</w:t>
+      </w:r>
+      <w:r>
+        <w:rPr>
+          <w:bCs/>
+          <w:sz w:val="28"/>
+          <w:szCs w:val="28"/>
+        </w:rPr>
+        <w:t xml:space="preserve"> и </w:t>
+      </w:r>
+      <w:r>
+        <w:rPr>
+          <w:bCs/>
+          <w:sz w:val="28"/>
+          <w:szCs w:val="28"/>
+          <w:lang w:val="en-US"/>
+        </w:rPr>
+        <w:t>Linux</w:t>
+      </w:r>
+      <w:r>
+        <w:rPr>
+          <w:bCs/>
+          <w:sz w:val="28"/>
+          <w:szCs w:val="28"/>
+        </w:rPr>
+        <w:t>;</w:t>
       </w:r>
     </w:p>
     <w:p>
@@ -4126,33 +4147,7 @@
           <w:sz w:val="28"/>
           <w:szCs w:val="28"/>
         </w:rPr>
-        <w:t xml:space="preserve">возможность развёртки системы на операционных системах </w:t>
-      </w:r>
-      <w:r>
-        <w:rPr>
-          <w:bCs/>
-          <w:sz w:val="28"/>
-          <w:szCs w:val="28"/>
-          <w:lang w:val="en-US"/>
-        </w:rPr>
-        <w:t>Windows</w:t>
-      </w:r>
-      <w:r>
-        <w:rPr>
-          <w:bCs/>
-          <w:sz w:val="28"/>
-          <w:szCs w:val="28"/>
-        </w:rPr>
-        <w:t xml:space="preserve"> и </w:t>
-      </w:r>
-      <w:r>
-        <w:rPr>
-          <w:bCs/>
-          <w:sz w:val="28"/>
-          <w:szCs w:val="28"/>
-          <w:lang w:val="en-US"/>
-        </w:rPr>
-        <w:t>Linux</w:t>
+        <w:t>обработка ошибок в ходе добавления, удаления или иного взаимодействия с устройством и оповещение оператора о возникновении этой ошибки</w:t>
       </w:r>
       <w:r>
         <w:rPr>
@@ -4188,27 +4183,79 @@
           <w:sz w:val="28"/>
           <w:szCs w:val="28"/>
         </w:rPr>
-        <w:t>обработка ошибок в ходе добавления, удаления или иного взаимодействия с устройством и оповещение оператора о возникновении этой ошибки</w:t>
-      </w:r>
-      <w:r>
-        <w:rPr>
-          <w:bCs/>
-          <w:sz w:val="28"/>
-          <w:szCs w:val="28"/>
-        </w:rPr>
-        <w:t>;</w:t>
-      </w:r>
-    </w:p>
-    <w:p>
-      <w:pPr>
-        <w:pStyle w:val="a8"/>
-        <w:numPr>
-          <w:ilvl w:val="0"/>
-          <w:numId w:val="6"/>
-        </w:numPr>
-        <w:tabs>
-          <w:tab w:val="left" w:pos="993"/>
-        </w:tabs>
+        <w:t>обеспечение контроля ввода всех параметров, доступных для модификации</w:t>
+      </w:r>
+      <w:r>
+        <w:rPr>
+          <w:bCs/>
+          <w:sz w:val="28"/>
+          <w:szCs w:val="28"/>
+        </w:rPr>
+        <w:t>.</w:t>
+      </w:r>
+    </w:p>
+    <w:p>
+      <w:pPr>
+        <w:pStyle w:val="3"/>
+        <w:spacing w:before="0" w:line="360" w:lineRule="auto"/>
+        <w:ind w:left="0" w:firstLine="709"/>
+        <w:rPr>
+          <w:rFonts w:ascii="Times New Roman" w:hAnsi="Times New Roman" w:cs="Times New Roman"/>
+          <w:color w:val="auto"/>
+          <w:sz w:val="28"/>
+          <w:szCs w:val="28"/>
+        </w:rPr>
+      </w:pPr>
+      <w:bookmarkStart w:id="8" w:name="_Toc223700311"/>
+      <w:r>
+        <w:rPr>
+          <w:rFonts w:ascii="Times New Roman" w:hAnsi="Times New Roman" w:cs="Times New Roman"/>
+          <w:color w:val="auto"/>
+          <w:sz w:val="28"/>
+          <w:szCs w:val="28"/>
+        </w:rPr>
+        <w:t>2.3.2 П</w:t>
+      </w:r>
+      <w:r>
+        <w:rPr>
+          <w:rFonts w:ascii="Times New Roman" w:hAnsi="Times New Roman" w:cs="Times New Roman"/>
+          <w:color w:val="auto"/>
+          <w:sz w:val="28"/>
+          <w:szCs w:val="28"/>
+        </w:rPr>
+        <w:t>р</w:t>
+      </w:r>
+      <w:r>
+        <w:rPr>
+          <w:rFonts w:ascii="Times New Roman" w:hAnsi="Times New Roman" w:cs="Times New Roman"/>
+          <w:color w:val="auto"/>
+          <w:sz w:val="28"/>
+          <w:szCs w:val="28"/>
+        </w:rPr>
+        <w:t>офил</w:t>
+      </w:r>
+      <w:r>
+        <w:rPr>
+          <w:rFonts w:ascii="Times New Roman" w:hAnsi="Times New Roman" w:cs="Times New Roman"/>
+          <w:color w:val="auto"/>
+          <w:sz w:val="28"/>
+          <w:szCs w:val="28"/>
+        </w:rPr>
+        <w:t>ь</w:t>
+      </w:r>
+      <w:r>
+        <w:rPr>
+          <w:rFonts w:ascii="Times New Roman" w:hAnsi="Times New Roman" w:cs="Times New Roman"/>
+          <w:color w:val="auto"/>
+          <w:sz w:val="28"/>
+          <w:szCs w:val="28"/>
+        </w:rPr>
+        <w:t xml:space="preserve"> пользователей</w:t>
+      </w:r>
+      <w:bookmarkEnd w:id="8"/>
+    </w:p>
+    <w:p>
+      <w:pPr>
         <w:spacing w:line="360" w:lineRule="auto"/>
         <w:ind w:left="0" w:firstLine="709"/>
         <w:jc w:val="both"/>
@@ -4224,15 +4271,40 @@
           <w:sz w:val="28"/>
           <w:szCs w:val="28"/>
         </w:rPr>
-        <w:t>обеспечение контроля ввода всех параметров, доступных для модификации</w:t>
-      </w:r>
-      <w:r>
-        <w:rPr>
-          <w:bCs/>
-          <w:sz w:val="28"/>
-          <w:szCs w:val="28"/>
-        </w:rPr>
-        <w:t>.</w:t>
+        <w:t>Целевая аудитория программного продукта – системные администраторы</w:t>
+      </w:r>
+      <w:r>
+        <w:rPr>
+          <w:bCs/>
+          <w:sz w:val="28"/>
+          <w:szCs w:val="28"/>
+        </w:rPr>
+        <w:t xml:space="preserve"> и</w:t>
+      </w:r>
+      <w:r>
+        <w:rPr>
+          <w:bCs/>
+          <w:sz w:val="28"/>
+          <w:szCs w:val="28"/>
+        </w:rPr>
+        <w:t xml:space="preserve"> иные лица, ответственные за обеспечение работоспособности локальной сети.</w:t>
+      </w:r>
+      <w:r>
+        <w:rPr>
+          <w:bCs/>
+          <w:sz w:val="28"/>
+          <w:szCs w:val="28"/>
+        </w:rPr>
+        <w:t xml:space="preserve"> Цель оператора – поддержание работоспособности сети. В задачи оператора входит мониторинг сети, периодический опрос устройств для подтверждения их исправности, </w:t>
+      </w:r>
+      <w:r>
+        <w:rPr>
+          <w:bCs/>
+          <w:sz w:val="28"/>
+          <w:szCs w:val="28"/>
+        </w:rPr>
+        <w:lastRenderedPageBreak/>
+        <w:t>добавление и настройка новых устройств, подключаемых в сеть, своевременное устранение возникающих неисправностей.</w:t>
       </w:r>
     </w:p>
     <w:p>
@@ -4247,7 +4319,7 @@
           <w:szCs w:val="28"/>
         </w:rPr>
       </w:pPr>
-      <w:bookmarkStart w:id="8" w:name="_Toc190019066"/>
+      <w:bookmarkStart w:id="9" w:name="_Toc223700312"/>
       <w:r>
         <w:rPr>
           <w:rFonts w:ascii="Times New Roman" w:hAnsi="Times New Roman" w:cs="Times New Roman"/>
@@ -4255,7 +4327,7 @@
           <w:sz w:val="28"/>
           <w:szCs w:val="28"/>
         </w:rPr>
-        <w:t>2.3.2 П</w:t>
+        <w:t>2.3.</w:t>
       </w:r>
       <w:r>
         <w:rPr>
@@ -4264,7 +4336,7 @@
           <w:sz w:val="28"/>
           <w:szCs w:val="28"/>
         </w:rPr>
-        <w:t>р</w:t>
+        <w:t>3</w:t>
       </w:r>
       <w:r>
         <w:rPr>
@@ -4273,27 +4345,9 @@
           <w:sz w:val="28"/>
           <w:szCs w:val="28"/>
         </w:rPr>
-        <w:t>офил</w:t>
-      </w:r>
-      <w:r>
-        <w:rPr>
-          <w:rFonts w:ascii="Times New Roman" w:hAnsi="Times New Roman" w:cs="Times New Roman"/>
-          <w:color w:val="auto"/>
-          <w:sz w:val="28"/>
-          <w:szCs w:val="28"/>
-        </w:rPr>
-        <w:t>ь</w:t>
-      </w:r>
-      <w:r>
-        <w:rPr>
-          <w:rFonts w:ascii="Times New Roman" w:hAnsi="Times New Roman" w:cs="Times New Roman"/>
-          <w:color w:val="auto"/>
-          <w:sz w:val="28"/>
-          <w:szCs w:val="28"/>
-        </w:rPr>
-        <w:t xml:space="preserve"> пользователей</w:t>
-      </w:r>
-      <w:bookmarkEnd w:id="8"/>
+        <w:t xml:space="preserve"> Выбор и обоснование диаграммы и ее нотации</w:t>
+      </w:r>
+      <w:bookmarkEnd w:id="9"/>
     </w:p>
     <w:p>
       <w:pPr>
@@ -4302,50 +4356,221 @@
         <w:jc w:val="both"/>
         <w:rPr>
           <w:bCs/>
-          <w:sz w:val="28"/>
-          <w:szCs w:val="28"/>
-        </w:rPr>
-      </w:pPr>
-      <w:r>
-        <w:rPr>
-          <w:bCs/>
-          <w:sz w:val="28"/>
-          <w:szCs w:val="28"/>
-        </w:rPr>
-        <w:t>Целевая аудитория программного продукта – системные администраторы</w:t>
-      </w:r>
-      <w:r>
-        <w:rPr>
-          <w:bCs/>
-          <w:sz w:val="28"/>
-          <w:szCs w:val="28"/>
-        </w:rPr>
-        <w:t xml:space="preserve"> и</w:t>
-      </w:r>
-      <w:r>
-        <w:rPr>
-          <w:bCs/>
-          <w:sz w:val="28"/>
-          <w:szCs w:val="28"/>
-        </w:rPr>
-        <w:t xml:space="preserve"> иные лица, ответственные за обеспечение работоспособности локальной сети.</w:t>
-      </w:r>
-      <w:r>
-        <w:rPr>
-          <w:bCs/>
-          <w:sz w:val="28"/>
-          <w:szCs w:val="28"/>
-        </w:rPr>
-        <w:t xml:space="preserve"> Цель оператора – поддержание </w:t>
-      </w:r>
-      <w:r>
-        <w:rPr>
-          <w:bCs/>
-          <w:sz w:val="28"/>
-          <w:szCs w:val="28"/>
-        </w:rPr>
-        <w:lastRenderedPageBreak/>
-        <w:t>работоспособности сети. В задачи оператора входит мониторинг сети, периодический опрос устройств для подтверждения их исправности, добавление и настройка новых устройств, подключаемых в сеть, своевременное устранение возникающих неисправностей.</w:t>
+          <w:color w:val="000000"/>
+          <w:sz w:val="28"/>
+          <w:szCs w:val="28"/>
+        </w:rPr>
+      </w:pPr>
+      <w:r>
+        <w:rPr>
+          <w:bCs/>
+          <w:color w:val="000000"/>
+          <w:sz w:val="28"/>
+          <w:szCs w:val="28"/>
+        </w:rPr>
+        <w:t xml:space="preserve">Для построения упрощенной модели </w:t>
+      </w:r>
+      <w:r>
+        <w:rPr>
+          <w:bCs/>
+          <w:color w:val="000000"/>
+          <w:sz w:val="28"/>
+          <w:szCs w:val="28"/>
+        </w:rPr>
+        <w:t>анализа</w:t>
+      </w:r>
+      <w:r>
+        <w:rPr>
+          <w:bCs/>
+          <w:color w:val="000000"/>
+          <w:sz w:val="28"/>
+          <w:szCs w:val="28"/>
+        </w:rPr>
+        <w:t>,</w:t>
+      </w:r>
+      <w:r>
+        <w:rPr>
+          <w:bCs/>
+          <w:color w:val="000000"/>
+          <w:sz w:val="28"/>
+          <w:szCs w:val="28"/>
+        </w:rPr>
+        <w:t xml:space="preserve"> согласно </w:t>
+      </w:r>
+      <w:r>
+        <w:rPr>
+          <w:bCs/>
+          <w:sz w:val="28"/>
+          <w:szCs w:val="28"/>
+        </w:rPr>
+        <w:t>объектно-ориентированному</w:t>
+      </w:r>
+      <w:r>
+        <w:rPr>
+          <w:bCs/>
+          <w:color w:val="000000"/>
+          <w:sz w:val="28"/>
+          <w:szCs w:val="28"/>
+        </w:rPr>
+        <w:t xml:space="preserve"> подходу</w:t>
+      </w:r>
+      <w:r>
+        <w:rPr>
+          <w:bCs/>
+          <w:color w:val="000000"/>
+          <w:sz w:val="28"/>
+          <w:szCs w:val="28"/>
+        </w:rPr>
+        <w:t>,</w:t>
+      </w:r>
+      <w:r>
+        <w:rPr>
+          <w:bCs/>
+          <w:color w:val="000000"/>
+          <w:sz w:val="28"/>
+          <w:szCs w:val="28"/>
+        </w:rPr>
+        <w:t xml:space="preserve"> была выбрала диаграмма </w:t>
+      </w:r>
+      <w:r>
+        <w:rPr>
+          <w:bCs/>
+          <w:sz w:val="28"/>
+          <w:szCs w:val="28"/>
+        </w:rPr>
+        <w:t>вариантов использования</w:t>
+      </w:r>
+      <w:r>
+        <w:rPr>
+          <w:bCs/>
+          <w:color w:val="00B050"/>
+          <w:sz w:val="28"/>
+          <w:szCs w:val="28"/>
+        </w:rPr>
+        <w:t xml:space="preserve"> </w:t>
+      </w:r>
+      <w:r>
+        <w:rPr>
+          <w:bCs/>
+          <w:color w:val="000000"/>
+          <w:sz w:val="28"/>
+          <w:szCs w:val="28"/>
+        </w:rPr>
+        <w:t xml:space="preserve">в нотации </w:t>
+      </w:r>
+      <w:r>
+        <w:rPr>
+          <w:bCs/>
+          <w:sz w:val="28"/>
+          <w:szCs w:val="28"/>
+          <w:lang w:val="en-US"/>
+        </w:rPr>
+        <w:t>UML</w:t>
+      </w:r>
+      <w:r>
+        <w:rPr>
+          <w:bCs/>
+          <w:color w:val="000000"/>
+          <w:sz w:val="28"/>
+          <w:szCs w:val="28"/>
+        </w:rPr>
+        <w:t>.</w:t>
+      </w:r>
+    </w:p>
+    <w:p>
+      <w:pPr>
+        <w:spacing w:line="360" w:lineRule="auto"/>
+        <w:ind w:left="0" w:firstLine="709"/>
+        <w:jc w:val="both"/>
+        <w:rPr>
+          <w:bCs/>
+          <w:sz w:val="28"/>
+          <w:szCs w:val="28"/>
+        </w:rPr>
+      </w:pPr>
+      <w:r>
+        <w:rPr>
+          <w:bCs/>
+          <w:sz w:val="28"/>
+          <w:szCs w:val="28"/>
+        </w:rPr>
+        <w:t xml:space="preserve">На диаграмме вариантов использования изображаются участвующие в работе </w:t>
+      </w:r>
+      <w:r>
+        <w:rPr>
+          <w:bCs/>
+          <w:sz w:val="28"/>
+          <w:szCs w:val="28"/>
+        </w:rPr>
+        <w:t xml:space="preserve">с </w:t>
+      </w:r>
+      <w:r>
+        <w:rPr>
+          <w:bCs/>
+          <w:sz w:val="28"/>
+          <w:szCs w:val="28"/>
+        </w:rPr>
+        <w:t>систем</w:t>
+      </w:r>
+      <w:r>
+        <w:rPr>
+          <w:bCs/>
+          <w:sz w:val="28"/>
+          <w:szCs w:val="28"/>
+        </w:rPr>
+        <w:t>ой категории</w:t>
+      </w:r>
+      <w:r>
+        <w:rPr>
+          <w:bCs/>
+          <w:sz w:val="28"/>
+          <w:szCs w:val="28"/>
+        </w:rPr>
+        <w:t xml:space="preserve"> пользователей (акторы), какой функционал доступен</w:t>
+      </w:r>
+      <w:r>
+        <w:rPr>
+          <w:bCs/>
+          <w:sz w:val="28"/>
+          <w:szCs w:val="28"/>
+        </w:rPr>
+        <w:t xml:space="preserve"> каждой категории</w:t>
+      </w:r>
+      <w:r>
+        <w:rPr>
+          <w:bCs/>
+          <w:sz w:val="28"/>
+          <w:szCs w:val="28"/>
+        </w:rPr>
+        <w:t xml:space="preserve"> и как акторы с ним взаимодействуют.</w:t>
+      </w:r>
+    </w:p>
+    <w:p>
+      <w:pPr>
+        <w:spacing w:line="360" w:lineRule="auto"/>
+        <w:ind w:left="0" w:firstLine="709"/>
+        <w:jc w:val="both"/>
+        <w:rPr>
+          <w:bCs/>
+          <w:sz w:val="28"/>
+          <w:szCs w:val="28"/>
+        </w:rPr>
+      </w:pPr>
+      <w:r>
+        <w:rPr>
+          <w:bCs/>
+          <w:sz w:val="28"/>
+          <w:szCs w:val="28"/>
+        </w:rPr>
+        <w:t>Выбор данного типа диаграммы и нотации обоснован тем, ч</w:t>
+      </w:r>
+      <w:r>
+        <w:rPr>
+          <w:bCs/>
+          <w:sz w:val="28"/>
+          <w:szCs w:val="28"/>
+        </w:rPr>
+        <w:t>то их сочетание позволит в наглядной форме продемонстрировать возможности системы и определить способы взаимодействия оператора с системой.</w:t>
       </w:r>
     </w:p>
     <w:p>
@@ -4360,7 +4585,7 @@
           <w:szCs w:val="28"/>
         </w:rPr>
       </w:pPr>
-      <w:bookmarkStart w:id="9" w:name="_Toc190019067"/>
+      <w:bookmarkStart w:id="10" w:name="_Toc223700313"/>
       <w:r>
         <w:rPr>
           <w:rFonts w:ascii="Times New Roman" w:hAnsi="Times New Roman" w:cs="Times New Roman"/>
@@ -4377,7 +4602,7 @@
           <w:sz w:val="28"/>
           <w:szCs w:val="28"/>
         </w:rPr>
-        <w:t>3</w:t>
+        <w:t>4</w:t>
       </w:r>
       <w:r>
         <w:rPr>
@@ -4386,9 +4611,18 @@
           <w:sz w:val="28"/>
           <w:szCs w:val="28"/>
         </w:rPr>
-        <w:t xml:space="preserve"> Выбор и обоснование диаграммы и ее нотации</w:t>
-      </w:r>
-      <w:bookmarkEnd w:id="9"/>
+        <w:t xml:space="preserve"> </w:t>
+      </w:r>
+      <w:r>
+        <w:rPr>
+          <w:rFonts w:ascii="Times New Roman" w:hAnsi="Times New Roman" w:cs="Times New Roman"/>
+          <w:color w:val="auto"/>
+          <w:sz w:val="28"/>
+          <w:szCs w:val="28"/>
+        </w:rPr>
+        <w:t>Построенная модель анализа</w:t>
+      </w:r>
+      <w:bookmarkEnd w:id="10"/>
     </w:p>
     <w:p>
       <w:pPr>
@@ -4409,69 +4643,7 @@
           <w:sz w:val="28"/>
           <w:szCs w:val="28"/>
         </w:rPr>
-        <w:t xml:space="preserve">Для построения упрощенной модели </w:t>
-      </w:r>
-      <w:r>
-        <w:rPr>
-          <w:bCs/>
-          <w:color w:val="000000"/>
-          <w:sz w:val="28"/>
-          <w:szCs w:val="28"/>
-        </w:rPr>
-        <w:t>анализа</w:t>
-      </w:r>
-      <w:r>
-        <w:rPr>
-          <w:bCs/>
-          <w:color w:val="000000"/>
-          <w:sz w:val="28"/>
-          <w:szCs w:val="28"/>
-        </w:rPr>
-        <w:t>,</w:t>
-      </w:r>
-      <w:r>
-        <w:rPr>
-          <w:bCs/>
-          <w:color w:val="000000"/>
-          <w:sz w:val="28"/>
-          <w:szCs w:val="28"/>
-        </w:rPr>
-        <w:t xml:space="preserve"> согласно </w:t>
-      </w:r>
-      <w:r>
-        <w:rPr>
-          <w:bCs/>
-          <w:sz w:val="28"/>
-          <w:szCs w:val="28"/>
-        </w:rPr>
-        <w:t>объектно-ориентированному</w:t>
-      </w:r>
-      <w:r>
-        <w:rPr>
-          <w:bCs/>
-          <w:color w:val="000000"/>
-          <w:sz w:val="28"/>
-          <w:szCs w:val="28"/>
-        </w:rPr>
-        <w:t xml:space="preserve"> подходу</w:t>
-      </w:r>
-      <w:r>
-        <w:rPr>
-          <w:bCs/>
-          <w:color w:val="000000"/>
-          <w:sz w:val="28"/>
-          <w:szCs w:val="28"/>
-        </w:rPr>
-        <w:t>,</w:t>
-      </w:r>
-      <w:r>
-        <w:rPr>
-          <w:bCs/>
-          <w:color w:val="000000"/>
-          <w:sz w:val="28"/>
-          <w:szCs w:val="28"/>
-        </w:rPr>
-        <w:t xml:space="preserve"> была выбрала диаграмма </w:t>
+        <w:t xml:space="preserve">С использованием выбранной нотации была построена диаграмма </w:t>
       </w:r>
       <w:r>
         <w:rPr>
@@ -4484,29 +4656,11 @@
       <w:r>
         <w:rPr>
           <w:bCs/>
-          <w:color w:val="00B050"/>
-          <w:sz w:val="28"/>
-          <w:szCs w:val="28"/>
-        </w:rPr>
-        <w:t xml:space="preserve"> </w:t>
-      </w:r>
-      <w:r>
-        <w:rPr>
-          <w:bCs/>
-          <w:color w:val="000000"/>
-          <w:sz w:val="28"/>
-          <w:szCs w:val="28"/>
-        </w:rPr>
-        <w:t xml:space="preserve">в нотации </w:t>
-      </w:r>
-      <w:r>
-        <w:rPr>
-          <w:bCs/>
-          <w:sz w:val="28"/>
-          <w:szCs w:val="28"/>
-          <w:lang w:val="en-US"/>
-        </w:rPr>
-        <w:t>UML</w:t>
+          <w:color w:val="000000"/>
+          <w:sz w:val="28"/>
+          <w:szCs w:val="28"/>
+        </w:rPr>
+        <w:t>, отображающая анализ поставленных к ПО требований</w:t>
       </w:r>
       <w:r>
         <w:rPr>
@@ -4525,201 +4679,6 @@
         <w:jc w:val="both"/>
         <w:rPr>
           <w:bCs/>
-          <w:sz w:val="28"/>
-          <w:szCs w:val="28"/>
-        </w:rPr>
-      </w:pPr>
-      <w:r>
-        <w:rPr>
-          <w:bCs/>
-          <w:sz w:val="28"/>
-          <w:szCs w:val="28"/>
-        </w:rPr>
-        <w:t xml:space="preserve">На диаграмме вариантов использования изображаются участвующие в работе </w:t>
-      </w:r>
-      <w:r>
-        <w:rPr>
-          <w:bCs/>
-          <w:sz w:val="28"/>
-          <w:szCs w:val="28"/>
-        </w:rPr>
-        <w:t xml:space="preserve">с </w:t>
-      </w:r>
-      <w:r>
-        <w:rPr>
-          <w:bCs/>
-          <w:sz w:val="28"/>
-          <w:szCs w:val="28"/>
-        </w:rPr>
-        <w:t>систем</w:t>
-      </w:r>
-      <w:r>
-        <w:rPr>
-          <w:bCs/>
-          <w:sz w:val="28"/>
-          <w:szCs w:val="28"/>
-        </w:rPr>
-        <w:t>ой категории</w:t>
-      </w:r>
-      <w:r>
-        <w:rPr>
-          <w:bCs/>
-          <w:sz w:val="28"/>
-          <w:szCs w:val="28"/>
-        </w:rPr>
-        <w:t xml:space="preserve"> пользователей (акторы), какой функционал доступен</w:t>
-      </w:r>
-      <w:r>
-        <w:rPr>
-          <w:bCs/>
-          <w:sz w:val="28"/>
-          <w:szCs w:val="28"/>
-        </w:rPr>
-        <w:t xml:space="preserve"> каждой категории</w:t>
-      </w:r>
-      <w:r>
-        <w:rPr>
-          <w:bCs/>
-          <w:sz w:val="28"/>
-          <w:szCs w:val="28"/>
-        </w:rPr>
-        <w:t xml:space="preserve"> и как акторы с ним взаимодействуют.</w:t>
-      </w:r>
-    </w:p>
-    <w:p>
-      <w:pPr>
-        <w:spacing w:line="360" w:lineRule="auto"/>
-        <w:ind w:left="0" w:firstLine="709"/>
-        <w:jc w:val="both"/>
-        <w:rPr>
-          <w:bCs/>
-          <w:sz w:val="28"/>
-          <w:szCs w:val="28"/>
-        </w:rPr>
-      </w:pPr>
-      <w:r>
-        <w:rPr>
-          <w:bCs/>
-          <w:sz w:val="28"/>
-          <w:szCs w:val="28"/>
-        </w:rPr>
-        <w:t>Выбор данного типа диаграммы и нотации обоснован тем, ч</w:t>
-      </w:r>
-      <w:r>
-        <w:rPr>
-          <w:bCs/>
-          <w:sz w:val="28"/>
-          <w:szCs w:val="28"/>
-        </w:rPr>
-        <w:t>то их сочетание позволит в наглядной форме продемонстрировать возможности системы и определить способы взаимодействия оператора с системой.</w:t>
-      </w:r>
-    </w:p>
-    <w:p>
-      <w:pPr>
-        <w:pStyle w:val="3"/>
-        <w:spacing w:before="0" w:line="360" w:lineRule="auto"/>
-        <w:ind w:left="0" w:firstLine="709"/>
-        <w:rPr>
-          <w:rFonts w:ascii="Times New Roman" w:hAnsi="Times New Roman" w:cs="Times New Roman"/>
-          <w:color w:val="auto"/>
-          <w:sz w:val="28"/>
-          <w:szCs w:val="28"/>
-        </w:rPr>
-      </w:pPr>
-      <w:bookmarkStart w:id="10" w:name="_Toc190019068"/>
-      <w:r>
-        <w:rPr>
-          <w:rFonts w:ascii="Times New Roman" w:hAnsi="Times New Roman" w:cs="Times New Roman"/>
-          <w:color w:val="auto"/>
-          <w:sz w:val="28"/>
-          <w:szCs w:val="28"/>
-        </w:rPr>
-        <w:t>2.3.</w:t>
-      </w:r>
-      <w:r>
-        <w:rPr>
-          <w:rFonts w:ascii="Times New Roman" w:hAnsi="Times New Roman" w:cs="Times New Roman"/>
-          <w:color w:val="auto"/>
-          <w:sz w:val="28"/>
-          <w:szCs w:val="28"/>
-        </w:rPr>
-        <w:t>4</w:t>
-      </w:r>
-      <w:r>
-        <w:rPr>
-          <w:rFonts w:ascii="Times New Roman" w:hAnsi="Times New Roman" w:cs="Times New Roman"/>
-          <w:color w:val="auto"/>
-          <w:sz w:val="28"/>
-          <w:szCs w:val="28"/>
-        </w:rPr>
-        <w:t xml:space="preserve"> </w:t>
-      </w:r>
-      <w:r>
-        <w:rPr>
-          <w:rFonts w:ascii="Times New Roman" w:hAnsi="Times New Roman" w:cs="Times New Roman"/>
-          <w:color w:val="auto"/>
-          <w:sz w:val="28"/>
-          <w:szCs w:val="28"/>
-        </w:rPr>
-        <w:t>Построенная модель анализа</w:t>
-      </w:r>
-      <w:bookmarkEnd w:id="10"/>
-    </w:p>
-    <w:p>
-      <w:pPr>
-        <w:spacing w:line="360" w:lineRule="auto"/>
-        <w:ind w:left="0" w:firstLine="709"/>
-        <w:jc w:val="both"/>
-        <w:rPr>
-          <w:bCs/>
-          <w:color w:val="000000"/>
-          <w:sz w:val="28"/>
-          <w:szCs w:val="28"/>
-        </w:rPr>
-      </w:pPr>
-      <w:r>
-        <w:rPr>
-          <w:bCs/>
-          <w:color w:val="000000"/>
-          <w:sz w:val="28"/>
-          <w:szCs w:val="28"/>
-        </w:rPr>
-        <w:t xml:space="preserve">С использованием выбранной нотации была построена диаграмма </w:t>
-      </w:r>
-      <w:r>
-        <w:rPr>
-          <w:bCs/>
-          <w:sz w:val="28"/>
-          <w:szCs w:val="28"/>
-        </w:rPr>
-        <w:t>вариантов использования</w:t>
-      </w:r>
-      <w:r>
-        <w:rPr>
-          <w:bCs/>
-          <w:color w:val="000000"/>
-          <w:sz w:val="28"/>
-          <w:szCs w:val="28"/>
-        </w:rPr>
-        <w:t>, отображающая анализ поставленных к ПО требований</w:t>
-      </w:r>
-      <w:r>
-        <w:rPr>
-          <w:bCs/>
-          <w:color w:val="000000"/>
-          <w:sz w:val="28"/>
-          <w:szCs w:val="28"/>
-        </w:rPr>
-        <w:t>.</w:t>
-      </w:r>
-    </w:p>
-    <w:p>
-      <w:pPr>
-        <w:spacing w:line="360" w:lineRule="auto"/>
-        <w:ind w:left="0" w:firstLine="709"/>
-        <w:jc w:val="both"/>
-        <w:rPr>
-          <w:bCs/>
           <w:color w:val="000000"/>
           <w:sz w:val="28"/>
           <w:szCs w:val="28"/>
@@ -4764,10 +4723,10 @@
           <w:szCs w:val="28"/>
         </w:rPr>
         <w:drawing>
-          <wp:inline distT="0" distB="0" distL="0" distR="0" wp14:anchorId="107B7898" wp14:editId="26AF116F">
-            <wp:extent cx="5127913" cy="2405816"/>
-            <wp:effectExtent l="19050" t="19050" r="15875" b="13970"/>
-            <wp:docPr id="1071654860" name="Рисунок 1" descr="Изображение выглядит как текст, диаграмма, круг, Шрифт&#10;&#10;Содержимое, созданное искусственным интеллектом, может быть неверным."/>
+          <wp:inline distT="0" distB="0" distL="0" distR="0" wp14:anchorId="696AEE0E" wp14:editId="1AEE03B9">
+            <wp:extent cx="5940425" cy="2963545"/>
+            <wp:effectExtent l="19050" t="19050" r="22225" b="27305"/>
+            <wp:docPr id="1683631111" name="Рисунок 1"/>
             <wp:cNvGraphicFramePr>
               <a:graphicFrameLocks xmlns:a="http://schemas.openxmlformats.org/drawingml/2006/main" noChangeAspect="1"/>
             </wp:cNvGraphicFramePr>
@@ -4775,7 +4734,7 @@
               <a:graphicData uri="http://schemas.openxmlformats.org/drawingml/2006/picture">
                 <pic:pic xmlns:pic="http://schemas.openxmlformats.org/drawingml/2006/picture">
                   <pic:nvPicPr>
-                    <pic:cNvPr id="1071654860" name="Рисунок 1" descr="Изображение выглядит как текст, диаграмма, круг, Шрифт&#10;&#10;Содержимое, созданное искусственным интеллектом, может быть неверным."/>
+                    <pic:cNvPr id="1683631111" name=""/>
                     <pic:cNvPicPr/>
                   </pic:nvPicPr>
                   <pic:blipFill>
@@ -4787,7 +4746,7 @@
                   <pic:spPr>
                     <a:xfrm>
                       <a:off x="0" y="0"/>
-                      <a:ext cx="5142019" cy="2412434"/>
+                      <a:ext cx="5940425" cy="2963545"/>
                     </a:xfrm>
                     <a:prstGeom prst="rect">
                       <a:avLst/>
@@ -4850,7 +4809,63 @@
           <w:sz w:val="28"/>
           <w:szCs w:val="28"/>
         </w:rPr>
-        <w:t xml:space="preserve">ён тот функционал, который будет доступен оператору при работе с системой. </w:t>
+        <w:t>ены те функциональные возможности</w:t>
+      </w:r>
+      <w:r>
+        <w:rPr>
+          <w:bCs/>
+          <w:sz w:val="28"/>
+          <w:szCs w:val="28"/>
+        </w:rPr>
+        <w:t xml:space="preserve">, </w:t>
+      </w:r>
+      <w:r>
+        <w:rPr>
+          <w:bCs/>
+          <w:sz w:val="28"/>
+          <w:szCs w:val="28"/>
+        </w:rPr>
+        <w:t xml:space="preserve">которые </w:t>
+      </w:r>
+      <w:r>
+        <w:rPr>
+          <w:bCs/>
+          <w:sz w:val="28"/>
+          <w:szCs w:val="28"/>
+        </w:rPr>
+        <w:t>буд</w:t>
+      </w:r>
+      <w:r>
+        <w:rPr>
+          <w:bCs/>
+          <w:sz w:val="28"/>
+          <w:szCs w:val="28"/>
+        </w:rPr>
+        <w:t xml:space="preserve">ут </w:t>
+      </w:r>
+      <w:r>
+        <w:rPr>
+          <w:bCs/>
+          <w:sz w:val="28"/>
+          <w:szCs w:val="28"/>
+        </w:rPr>
+        <w:t>доступ</w:t>
+      </w:r>
+      <w:r>
+        <w:rPr>
+          <w:bCs/>
+          <w:sz w:val="28"/>
+          <w:szCs w:val="28"/>
+        </w:rPr>
+        <w:t xml:space="preserve">ны </w:t>
+      </w:r>
+      <w:r>
+        <w:rPr>
+          <w:bCs/>
+          <w:sz w:val="28"/>
+          <w:szCs w:val="28"/>
+        </w:rPr>
+        <w:t xml:space="preserve">оператору при работе с системой. </w:t>
       </w:r>
     </w:p>
     <w:p>
@@ -4891,63 +4906,15 @@
           <w:sz w:val="28"/>
           <w:szCs w:val="28"/>
         </w:rPr>
-        <w:t>Вариант использования «Опросить устройства» имеет два</w:t>
-      </w:r>
-      <w:r>
-        <w:rPr>
-          <w:bCs/>
-          <w:sz w:val="28"/>
-          <w:szCs w:val="28"/>
-        </w:rPr>
-        <w:t xml:space="preserve"> частных случая:</w:t>
-      </w:r>
-      <w:r>
-        <w:rPr>
-          <w:bCs/>
-          <w:sz w:val="28"/>
-          <w:szCs w:val="28"/>
-        </w:rPr>
-        <w:t xml:space="preserve"> «Опросить все устройства» и «Опросить одно устройство». Подразумевается, что оператор будет иметь возможность производить масштабный опрос, </w:t>
-      </w:r>
-      <w:r>
-        <w:rPr>
-          <w:bCs/>
-          <w:sz w:val="28"/>
-          <w:szCs w:val="28"/>
-        </w:rPr>
-        <w:t xml:space="preserve">опрос группы устройств </w:t>
-      </w:r>
-      <w:r>
-        <w:rPr>
-          <w:bCs/>
-          <w:sz w:val="28"/>
-          <w:szCs w:val="28"/>
-        </w:rPr>
-        <w:t>и точечный</w:t>
-      </w:r>
-      <w:r>
-        <w:rPr>
-          <w:bCs/>
-          <w:sz w:val="28"/>
-          <w:szCs w:val="28"/>
-        </w:rPr>
-        <w:t xml:space="preserve"> опрос</w:t>
-      </w:r>
-      <w:r>
-        <w:rPr>
-          <w:bCs/>
-          <w:sz w:val="28"/>
-          <w:szCs w:val="28"/>
-        </w:rPr>
-        <w:t xml:space="preserve">. </w:t>
-      </w:r>
-      <w:r>
-        <w:rPr>
-          <w:bCs/>
-          <w:sz w:val="28"/>
-          <w:szCs w:val="28"/>
-        </w:rPr>
-        <w:t xml:space="preserve">Под опросом подразумевается </w:t>
+        <w:t>Вариант использования «</w:t>
+      </w:r>
+      <w:r>
+        <w:rPr>
+          <w:bCs/>
+          <w:sz w:val="28"/>
+          <w:szCs w:val="28"/>
+        </w:rPr>
+        <w:t xml:space="preserve">Обновить сведения о состоянии устройств» имеет два частных случая. Под обновлением сведений подразумевается </w:t>
       </w:r>
       <w:r>
         <w:rPr>
@@ -4972,7 +4939,15 @@
           <w:sz w:val="28"/>
           <w:szCs w:val="28"/>
         </w:rPr>
-        <w:t xml:space="preserve">сканирование. </w:t>
+        <w:t>сканирование сети, а частные случаи указывают на то, что у оператора будет возможность опросить как одно устройство, так и несколько, вплоть до всех.</w:t>
+      </w:r>
+      <w:r>
+        <w:rPr>
+          <w:bCs/>
+          <w:sz w:val="28"/>
+          <w:szCs w:val="28"/>
+        </w:rPr>
+        <w:t xml:space="preserve"> </w:t>
       </w:r>
     </w:p>
     <w:p>
@@ -5089,6 +5064,7 @@
       <w:r>
         <w:rPr>
           <w:bCs/>
+          <w:noProof/>
           <w:sz w:val="28"/>
           <w:szCs w:val="28"/>
         </w:rPr>
@@ -6693,10 +6669,14 @@
     <w:autoRedefine/>
     <w:uiPriority w:val="39"/>
     <w:unhideWhenUsed/>
-    <w:rsid w:val="000A61BF"/>
+    <w:rsid w:val="00D71C75"/>
     <w:pPr>
-      <w:spacing w:after="100"/>
-      <w:ind w:left="200"/>
+      <w:tabs>
+        <w:tab w:val="right" w:leader="dot" w:pos="9345"/>
+      </w:tabs>
+      <w:spacing w:line="360" w:lineRule="auto"/>
+      <w:ind w:left="284"/>
+      <w:jc w:val="both"/>
     </w:pPr>
   </w:style>
   <w:style w:type="paragraph" w:styleId="31">
@@ -6706,10 +6686,14 @@
     <w:autoRedefine/>
     <w:uiPriority w:val="39"/>
     <w:unhideWhenUsed/>
-    <w:rsid w:val="000A61BF"/>
+    <w:rsid w:val="00D71C75"/>
     <w:pPr>
-      <w:spacing w:after="100"/>
-      <w:ind w:left="400"/>
+      <w:tabs>
+        <w:tab w:val="right" w:leader="dot" w:pos="9345"/>
+      </w:tabs>
+      <w:spacing w:line="360" w:lineRule="auto"/>
+      <w:ind w:left="567"/>
+      <w:jc w:val="both"/>
     </w:pPr>
   </w:style>
   <w:style w:type="character" w:styleId="aa">

--- a/МАИППО/ПР-1 МАИППО.docx
+++ b/МАИППО/ПР-1 МАИППО.docx
@@ -4723,10 +4723,10 @@
           <w:szCs w:val="28"/>
         </w:rPr>
         <w:drawing>
-          <wp:inline distT="0" distB="0" distL="0" distR="0" wp14:anchorId="696AEE0E" wp14:editId="1AEE03B9">
-            <wp:extent cx="5940425" cy="2963545"/>
+          <wp:inline distT="0" distB="0" distL="0" distR="0" wp14:anchorId="56475950" wp14:editId="66239C0D">
+            <wp:extent cx="5940425" cy="2982595"/>
             <wp:effectExtent l="19050" t="19050" r="22225" b="27305"/>
-            <wp:docPr id="1683631111" name="Рисунок 1"/>
+            <wp:docPr id="1708050616" name="Рисунок 1"/>
             <wp:cNvGraphicFramePr>
               <a:graphicFrameLocks xmlns:a="http://schemas.openxmlformats.org/drawingml/2006/main" noChangeAspect="1"/>
             </wp:cNvGraphicFramePr>
@@ -4734,7 +4734,7 @@
               <a:graphicData uri="http://schemas.openxmlformats.org/drawingml/2006/picture">
                 <pic:pic xmlns:pic="http://schemas.openxmlformats.org/drawingml/2006/picture">
                   <pic:nvPicPr>
-                    <pic:cNvPr id="1683631111" name=""/>
+                    <pic:cNvPr id="1708050616" name=""/>
                     <pic:cNvPicPr/>
                   </pic:nvPicPr>
                   <pic:blipFill>
@@ -4746,7 +4746,7 @@
                   <pic:spPr>
                     <a:xfrm>
                       <a:off x="0" y="0"/>
-                      <a:ext cx="5940425" cy="2963545"/>
+                      <a:ext cx="5940425" cy="2982595"/>
                     </a:xfrm>
                     <a:prstGeom prst="rect">
                       <a:avLst/>
